--- a/tcc/modelo CASTELO_BRANCO.docx
+++ b/tcc/modelo CASTELO_BRANCO.docx
@@ -1961,39 +1961,7 @@
           <w:szCs w:val="22"/>
         </w:rPr>
         <w:tab/>
-        <w:t xml:space="preserve">Desenvolver um módulo de avaliação para cadastrar cinco notas por skatista em manobras como kickflip, heelflip, treflip, varial </w:t>
-      </w:r>
-      <w:r>
-        <w:rPr>
-          <w:color w:val="000000"/>
-          <w:sz w:val="22"/>
-          <w:szCs w:val="22"/>
-        </w:rPr>
-        <w:t xml:space="preserve">e </w:t>
-      </w:r>
-      <w:r>
-        <w:rPr>
-          <w:color w:val="000000"/>
-          <w:sz w:val="22"/>
-          <w:szCs w:val="22"/>
-        </w:rPr>
-        <w:t xml:space="preserve">laser </w:t>
-      </w:r>
-      <w:r>
-        <w:rPr>
-          <w:color w:val="000000"/>
-          <w:sz w:val="22"/>
-          <w:szCs w:val="22"/>
-        </w:rPr>
-        <w:t>flip</w:t>
-      </w:r>
-      <w:r>
-        <w:rPr>
-          <w:color w:val="000000"/>
-          <w:sz w:val="22"/>
-          <w:szCs w:val="22"/>
-        </w:rPr>
-        <w:t xml:space="preserve">. Implementar um módulo de ranking que calcule automaticamente a nota final, descartando a maior e menor nota e calculando a média das três restantes. Criar um pódio visual com destaque para os três primeiros colocados, utilizando coroa dourada para o primeiro lugar, medalha de prata para o segundo e medalha de bronze para o terceiro. Aplicar uma identidade visual temática com paleta de cores específica (roxo escuro, roxo médio, roxo azulado, azul médio e azul claro). Implementar validações como campos obrigatórios, idade entre 10 e 60 anos e notas de 0 a 10. Garantir ordenação automática do ranking e oferecer feedback visual com notificações, animações e mensagens claras. Assegurar acessibilidade básica por meio de contraste adequado e navegação por teclado. Reduzir o tempo de cadastro de minutos para segundos, automatizar cálculos manuais, disponibilizar ranking instantâneo e manter histórico permanente dos dados. </w:t>
+        <w:t xml:space="preserve">Desenvolver um módulo de avaliação para cadastrar cinco notas por skatista em manobras como kickflip, heelflip, treflip, varial e laser flip. Implementar um módulo de ranking que calcule automaticamente a nota final, descartando a maior e menor nota e calculando a média das três restantes. Criar um pódio visual com destaque para os três primeiros colocados, utilizando coroa dourada para o primeiro lugar, medalha de prata para o segundo e medalha de bronze para o terceiro. Aplicar uma identidade visual temática com paleta de cores específica (roxo escuro, roxo médio, roxo azulado, azul médio e azul claro). Implementar validações como campos obrigatórios, idade entre 10 e 60 anos e notas de 0 a 10. Garantir ordenação automática do ranking e oferecer feedback visual com notificações, animações e mensagens claras. Assegurar acessibilidade básica por meio de contraste adequado e navegação por teclado. Reduzir o tempo de cadastro de minutos para segundos, automatizar cálculos manuais, disponibilizar ranking instantâneo e manter histórico permanente dos dados. </w:t>
       </w:r>
     </w:p>
     <w:p>
@@ -2133,20 +2101,186 @@
     </w:p>
     <w:p>
       <w:pPr>
-        <w:pStyle w:val="Normal"/>
-        <w:spacing w:lineRule="auto" w:line="360"/>
-        <w:ind w:hanging="0"/>
+        <w:pStyle w:val="BodyText"/>
+        <w:spacing w:lineRule="auto" w:line="360" w:before="0" w:after="0"/>
+        <w:ind w:hanging="0"/>
+        <w:jc w:val="both"/>
+        <w:rPr>
+          <w:shd w:fill="FFFFFF" w:val="clear"/>
+        </w:rPr>
+      </w:pPr>
+      <w:bookmarkStart w:id="6" w:name="docs-internal-guid-0c8efd4f-7fff-0a8d-8a"/>
+      <w:bookmarkEnd w:id="6"/>
+      <w:r>
         <w:rPr>
           <w:color w:val="000000"/>
           <w:sz w:val="22"/>
           <w:szCs w:val="22"/>
-        </w:rPr>
-      </w:pPr>
-      <w:r>
+          <w:shd w:fill="FFFFFF" w:val="clear"/>
+        </w:rPr>
+        <w:tab/>
+      </w:r>
+      <w:bookmarkStart w:id="7" w:name="docs-internal-guid-dc5a6fa2-7fff-052e-3d"/>
+      <w:bookmarkEnd w:id="7"/>
+      <w:r>
+        <w:rPr>
+          <w:color w:val="000000"/>
+          <w:shd w:fill="FFFFFF" w:val="clear"/>
+        </w:rPr>
+        <w:t xml:space="preserve">Para Ballerini (2021). O nome tem origem do inglês Hyper Text Markup Language, que significa “linguagem de marcação de hipertexto”. O HTML não é considerado uma linguagem de programação como as demais e você já vai descobrir o motivo disso. </w:t>
+      </w:r>
+      <w:r>
+        <w:rPr>
+          <w:shd w:fill="FFFFFF" w:val="clear"/>
+        </w:rPr>
+        <w:t>É possível perceber que existem diversos elementos separados, como cabeçalho, título, parágrafos, imagens e muitos outros. Toda a organização desses elementos é feita pelo HTML. Ele é utilizado para criar toda a estrutura da página e, para isso, utiliza as famosas tags (etiquetas) para sinalizar onde cada tipo de elemento será implementado.Por exemplo, se você deseja inserir um parágrafo na tela, poderá utilizar a tag &lt;p&gt;&lt;/p&gt; para isso, colocando o texto desejado dentro do elemento.</w:t>
+      </w:r>
+    </w:p>
+    <w:p>
+      <w:pPr>
+        <w:pStyle w:val="BodyText"/>
+        <w:bidi w:val="0"/>
+        <w:spacing w:lineRule="auto" w:line="360" w:before="0" w:after="0"/>
+        <w:ind w:firstLine="720" w:left="0" w:right="0"/>
+        <w:rPr/>
+      </w:pPr>
+      <w:r>
+        <w:rPr>
+          <w:shd w:fill="FFFFFF" w:val="clear"/>
+        </w:rPr>
+        <w:t xml:space="preserve">Conforme Ballerini (2021). </w:t>
+      </w:r>
+      <w:r>
+        <w:rPr>
+          <w:shd w:fill="FAFBFD" w:val="clear"/>
+        </w:rPr>
+        <w:t>Cascading Style Sheet, mais conhecido como CSS, é uma linguagem de estilos que, assim como o HTML, também não é considerada uma linguagem de programação. Ela é responsável por separar a parte estrutural da aplicação (que ficará nas mãos do HTML) da parte estética. Porém, algo muito importante a ser destacado é a possibilidade de usar mais de um arquivo CSS ao mesmo tempo, para estilizar a aplicação. Daí a palavra “cascata”. Isso permite várias interações diferentes, porém é preciso tomar cuidado para não se perder e deixar o código confuso, seguindo sempre as regras para isso.</w:t>
+      </w:r>
+    </w:p>
+    <w:p>
+      <w:pPr>
+        <w:pStyle w:val="BodyText"/>
+        <w:bidi w:val="0"/>
+        <w:spacing w:lineRule="auto" w:line="360" w:before="0" w:after="0"/>
+        <w:ind w:hanging="0" w:left="0" w:right="0"/>
+        <w:rPr/>
+      </w:pPr>
+      <w:r>
+        <w:rPr>
+          <w:shd w:fill="FAFBFD" w:val="clear"/>
+        </w:rPr>
+        <w:tab/>
+        <w:t xml:space="preserve">De acordo com </w:t>
+      </w:r>
+      <w:r>
+        <w:rPr>
+          <w:shd w:fill="FFFFFF" w:val="clear"/>
+        </w:rPr>
+        <w:t xml:space="preserve">Ballerini (2021). </w:t>
+      </w:r>
+      <w:r>
+        <w:rPr>
+          <w:shd w:fill="FAFBFD" w:val="clear"/>
+        </w:rPr>
+        <w:t>O Javascript adiciona movimento às páginas web, além de permitir o processamento e transformação de dados enviados e recebidos. Ele permite criar conteúdos que se atualizam de forma dinâmica e animada, dando vida às aplicações que antes eram apenas estruturadas com HTML de forma estática. Sempre que vir uma caixinha de alerta apitando em um site, ou um mecanismo de autocomplete em algum campo, saiba que é o Javascript agindo.</w:t>
+      </w:r>
+    </w:p>
+    <w:p>
+      <w:pPr>
+        <w:pStyle w:val="BodyText"/>
+        <w:bidi w:val="0"/>
+        <w:spacing w:lineRule="auto" w:line="360" w:before="0" w:after="0"/>
+        <w:ind w:firstLine="720" w:left="0" w:right="0"/>
+        <w:rPr/>
+      </w:pPr>
+      <w:r>
+        <w:rPr>
+          <w:shd w:fill="FFFFFF" w:val="clear"/>
+        </w:rPr>
+        <w:t>Citado por Marques (2025). PHP significa PHP: Hypertext Preprocessor, ou seja, PHP: Preprocessador de Hypertexto. Originalmente significava Personal Home Page (Página Inicial Pessoal). É uma linguagem de script de uso geral, muito utilizada, e especialmente adequada para o desenvolvimento web e que pode ser embutida dentro do HTML. O PHP é uma linguagem de programação de código aberto, ou seja, de uso livre, gratuito. Esta linguagem conversa muito bem com o HTML, por isso é muito comum sua utilização para o desenvolvimento WEB. É Possível mesclar código HTML com código PHP em um mesmo documento de forma simples e fácil. Porém, diferente do HTML, ela atua diretamente do lado do servidor, ou seja, é uma linguagem de “Desenvolvimento Back-End”.</w:t>
+      </w:r>
+    </w:p>
+    <w:p>
+      <w:pPr>
+        <w:pStyle w:val="Normal"/>
+        <w:bidi w:val="0"/>
+        <w:spacing w:lineRule="auto" w:line="360" w:before="0" w:after="0"/>
+        <w:ind w:firstLine="720" w:left="0" w:right="0"/>
+        <w:rPr/>
+      </w:pPr>
+      <w:bookmarkStart w:id="8" w:name="docs-internal-guid-d9b92f42-7fff-f4bc-86"/>
+      <w:bookmarkEnd w:id="8"/>
+      <w:r>
+        <w:rPr>
+          <w:shd w:fill="FFFFFF" w:val="clear"/>
+        </w:rPr>
+        <w:t>Aponta Jeffrey Erickson (2024). O MySQL é o sistema de gerenciamento de banco de dados de código aberto mais conhecido no mundo. Os bancos de dados são os repositórios de dados essenciais para todas as aplicações de software. Por exemplo, sempre que alguém realiza uma pesquisa na Web, faz login em uma conta ou concluir uma transação, um banco de dados armazena as informações para que elas possam ser acessadas no futuro. O MySQL se destaca nessa tarefa. SQL, que significa linguagem de consulta estruturada em inglês, é uma linguagem de programação usada para recuperar, atualizar, excluir e manipular dados em bancos de dados relacionais. Oficialmente, "SQL" deve ser lido como uma sigla, mas é comumente usado como um acrônimo. Como o nome sugere, o MySQL é um banco de dados relacional baseado em SQL projetado para armazenar e gerenciar dados estruturados. No entanto, nos últimos anos, a Oracle adicionou suporte adicional, inclusive para o popular tipo de dados JSON.</w:t>
+      </w:r>
+    </w:p>
+    <w:p>
+      <w:pPr>
+        <w:pStyle w:val="Normal"/>
+        <w:bidi w:val="0"/>
+        <w:spacing w:lineRule="auto" w:line="360" w:before="0" w:after="0"/>
+        <w:ind w:firstLine="720" w:left="0" w:right="0"/>
+        <w:rPr/>
+      </w:pPr>
+      <w:bookmarkStart w:id="9" w:name="docs-internal-guid-c19a3be3-7fff-a6ac-19"/>
+      <w:bookmarkEnd w:id="9"/>
+      <w:r>
+        <w:rPr>
+          <w:shd w:fill="FFFFFF" w:val="clear"/>
+        </w:rPr>
+        <w:t xml:space="preserve">Propõe Guilherme Garcia (2024). A ferramenta XAMPP é conhecida por simplificar a configuração de um ambiente de desenvolvimento web local. É através dela que os desenvolvedores podem criar, testar e modificar sites e aplicativos antes de publicá-los online. XAMPP é um acrônimo que representa quatro tecnologias: Apache, MySQL, PHP e Perl. Esse pacote de software livre oferece uma solução completa para criar e gerenciar servidores web locais. </w:t>
+      </w:r>
+    </w:p>
+    <w:p>
+      <w:pPr>
+        <w:pStyle w:val="BodyText"/>
+        <w:bidi w:val="0"/>
+        <w:spacing w:lineRule="auto" w:line="360" w:before="0" w:after="0"/>
+        <w:ind w:firstLine="720" w:left="0" w:right="0"/>
+        <w:rPr>
+          <w:shd w:fill="FFFFFF" w:val="clear"/>
+        </w:rPr>
+      </w:pPr>
+      <w:r>
+        <w:rPr/>
+      </w:r>
+    </w:p>
+    <w:p>
+      <w:pPr>
+        <w:pStyle w:val="BodyText"/>
         <w:rPr>
           <w:color w:val="000000"/>
           <w:sz w:val="22"/>
           <w:szCs w:val="22"/>
+          <w:shd w:fill="FFFFFF" w:val="clear"/>
+        </w:rPr>
+      </w:pPr>
+      <w:r>
+        <w:rPr/>
+        <w:br/>
+      </w:r>
+    </w:p>
+    <w:p>
+      <w:pPr>
+        <w:pStyle w:val="BodyText"/>
+        <w:rPr>
+          <w:color w:val="000000"/>
+          <w:sz w:val="22"/>
+          <w:szCs w:val="22"/>
+        </w:rPr>
+      </w:pPr>
+      <w:r>
+        <w:rPr/>
+        <w:br/>
+      </w:r>
+      <w:r>
+        <w:rPr>
+          <w:color w:val="000000"/>
+          <w:sz w:val="22"/>
+          <w:szCs w:val="22"/>
         </w:rPr>
         <w:tab/>
       </w:r>
@@ -2223,7 +2357,7 @@
           <w:szCs w:val="38"/>
         </w:rPr>
       </w:pPr>
-      <w:bookmarkStart w:id="6" w:name="_Toc119164367"/>
+      <w:bookmarkStart w:id="10" w:name="_Toc119164367"/>
       <w:r>
         <w:rPr/>
         <w:t xml:space="preserve">5 DOCUMENTAÇÃO </w:t>
@@ -2235,7 +2369,151 @@
         </w:rPr>
         <w:t>do projeto</w:t>
       </w:r>
-      <w:bookmarkEnd w:id="6"/>
+      <w:bookmarkEnd w:id="10"/>
+    </w:p>
+    <w:p>
+      <w:pPr>
+        <w:pStyle w:val="BodyText"/>
+        <w:spacing w:lineRule="auto" w:line="360" w:before="0" w:after="0"/>
+        <w:rPr>
+          <w:sz w:val="24"/>
+          <w:szCs w:val="24"/>
+          <w:shd w:fill="FFFFFF" w:val="clear"/>
+        </w:rPr>
+      </w:pPr>
+      <w:bookmarkStart w:id="11" w:name="docs-internal-guid-86e21887-7fff-7007-d5"/>
+      <w:bookmarkEnd w:id="11"/>
+      <w:r>
+        <w:rPr>
+          <w:sz w:val="24"/>
+          <w:szCs w:val="24"/>
+          <w:shd w:fill="FFFFFF" w:val="clear"/>
+        </w:rPr>
+        <w:t>Como afirma Mesquita (2024). A Documentação de projetos desempenha um papel fundamental no sucesso e na eficiência dos empreendimentos.. Esses acompanhamentos, baseados na gestão empresarial, são o divisor de águas entre uma companhia amadora ou profissional. Entretanto, a documentação de projetos é essencial para o sucesso das atividades da empresa, produtividade e mais. A documentação de projetos refere-se ao processo de registrar e organizar todas as informações relacionadas a um projeto. Isso inclui objetivos, escopo, cronograma, recursos, requisitos, estratégias, riscos, decisões e resultados alcançados. Portanto, o objetivo principal é criar um histórico completo e estruturado do projeto, facilitando a compreensão, a colaboração e a referência futura.</w:t>
+      </w:r>
+    </w:p>
+    <w:p>
+      <w:pPr>
+        <w:pStyle w:val="BodyText"/>
+        <w:spacing w:lineRule="auto" w:line="360" w:before="0" w:after="0"/>
+        <w:rPr>
+          <w:sz w:val="24"/>
+          <w:szCs w:val="24"/>
+          <w:shd w:fill="FFFFFF" w:val="clear"/>
+        </w:rPr>
+      </w:pPr>
+      <w:bookmarkStart w:id="12" w:name="docs-internal-guid-558b550a-7fff-3f49-0e"/>
+      <w:bookmarkEnd w:id="12"/>
+      <w:r>
+        <w:rPr>
+          <w:sz w:val="24"/>
+          <w:szCs w:val="24"/>
+          <w:shd w:fill="FFFFFF" w:val="clear"/>
+        </w:rPr>
+        <w:t>Segundo Aquino (2024). O ciclo de vida de um software envolve etapas desde a concepção até a desativação, garantindo desenvolvimento eficiente e manutenção contínua. Para software web, utiliza-se navegadores sem a necessidade de download. Assim como qualquer organismo vivo, um software também passa por diferentes estágios ao longo do seu ciclo de vida, desde o seu nascimento até a sua “morte”. Compreender e seguir esse ciclo é essencial para garantir um desenvolvimento eficiente e de qualidade, além de possibilitar a manutenção e evolução contínua do software.</w:t>
+      </w:r>
+    </w:p>
+    <w:p>
+      <w:pPr>
+        <w:pStyle w:val="BodyText"/>
+        <w:spacing w:lineRule="auto" w:line="360" w:before="0" w:after="0"/>
+        <w:rPr>
+          <w:sz w:val="24"/>
+          <w:szCs w:val="24"/>
+          <w:shd w:fill="FFFFFF" w:val="clear"/>
+        </w:rPr>
+      </w:pPr>
+      <w:r>
+        <w:rPr/>
+      </w:r>
+    </w:p>
+    <w:p>
+      <w:pPr>
+        <w:pStyle w:val="BodyText"/>
+        <w:spacing w:lineRule="auto" w:line="360" w:before="0" w:after="0"/>
+        <w:ind w:hanging="0"/>
+        <w:rPr>
+          <w:sz w:val="20"/>
+          <w:szCs w:val="20"/>
+        </w:rPr>
+      </w:pPr>
+      <w:r>
+        <w:drawing>
+          <wp:anchor behindDoc="0" distT="0" distB="0" distL="0" distR="0" simplePos="0" locked="0" layoutInCell="0" allowOverlap="1" relativeHeight="2">
+            <wp:simplePos x="0" y="0"/>
+            <wp:positionH relativeFrom="column">
+              <wp:align>center</wp:align>
+            </wp:positionH>
+            <wp:positionV relativeFrom="paragraph">
+              <wp:posOffset>635</wp:posOffset>
+            </wp:positionV>
+            <wp:extent cx="6657975" cy="5973445"/>
+            <wp:effectExtent l="0" t="0" r="0" b="0"/>
+            <wp:wrapSquare wrapText="largest"/>
+            <wp:docPr id="1" name="Figura1" descr=""/>
+            <wp:cNvGraphicFramePr>
+              <a:graphicFrameLocks xmlns:a="http://schemas.openxmlformats.org/drawingml/2006/main" noChangeAspect="1"/>
+            </wp:cNvGraphicFramePr>
+            <a:graphic xmlns:a="http://schemas.openxmlformats.org/drawingml/2006/main">
+              <a:graphicData uri="http://schemas.openxmlformats.org/drawingml/2006/picture">
+                <pic:pic xmlns:pic="http://schemas.openxmlformats.org/drawingml/2006/picture">
+                  <pic:nvPicPr>
+                    <pic:cNvPr id="1" name="Figura1" descr=""/>
+                    <pic:cNvPicPr>
+                      <a:picLocks noChangeAspect="1" noChangeArrowheads="1"/>
+                    </pic:cNvPicPr>
+                  </pic:nvPicPr>
+                  <pic:blipFill>
+                    <a:blip r:embed="rId2"/>
+                    <a:stretch>
+                      <a:fillRect/>
+                    </a:stretch>
+                  </pic:blipFill>
+                  <pic:spPr bwMode="auto">
+                    <a:xfrm>
+                      <a:off x="0" y="0"/>
+                      <a:ext cx="6657975" cy="5973445"/>
+                    </a:xfrm>
+                    <a:prstGeom prst="rect">
+                      <a:avLst/>
+                    </a:prstGeom>
+                  </pic:spPr>
+                </pic:pic>
+              </a:graphicData>
+            </a:graphic>
+          </wp:anchor>
+        </w:drawing>
+      </w:r>
+      <w:r>
+        <w:rPr>
+          <w:sz w:val="20"/>
+          <w:szCs w:val="20"/>
+        </w:rPr>
+        <w:t>Fonte : Marques, Silva (2026).</w:t>
+      </w:r>
+    </w:p>
+    <w:p>
+      <w:pPr>
+        <w:pStyle w:val="BodyText"/>
+        <w:rPr/>
+      </w:pPr>
+      <w:r>
+        <w:rPr/>
+        <w:br/>
+      </w:r>
+    </w:p>
+    <w:p>
+      <w:pPr>
+        <w:pStyle w:val="BodyText"/>
+        <w:rPr>
+          <w:sz w:val="38"/>
+          <w:szCs w:val="38"/>
+        </w:rPr>
+      </w:pPr>
+      <w:r>
+        <w:rPr/>
+        <w:br/>
+      </w:r>
     </w:p>
     <w:p>
       <w:pPr>
@@ -2275,12 +2553,12 @@
         <w:spacing w:before="0" w:after="0"/>
         <w:rPr/>
       </w:pPr>
-      <w:bookmarkStart w:id="7" w:name="_Toc119164368"/>
+      <w:bookmarkStart w:id="13" w:name="_Toc119164368"/>
       <w:r>
         <w:rPr/>
         <w:t>5.1 Requisitos</w:t>
       </w:r>
-      <w:bookmarkEnd w:id="7"/>
+      <w:bookmarkEnd w:id="13"/>
       <w:r>
         <w:rPr/>
         <w:t xml:space="preserve"> </w:t>
@@ -2323,12 +2601,12 @@
         <w:spacing w:before="0" w:after="0"/>
         <w:rPr/>
       </w:pPr>
-      <w:bookmarkStart w:id="8" w:name="_Toc119164369"/>
+      <w:bookmarkStart w:id="14" w:name="_Toc119164369"/>
       <w:r>
         <w:rPr/>
         <w:t>5.1.1 Requisitos funcionais</w:t>
       </w:r>
-      <w:bookmarkEnd w:id="8"/>
+      <w:bookmarkEnd w:id="14"/>
     </w:p>
     <w:p>
       <w:pPr>
@@ -2358,14 +2636,14 @@
           <w:b/>
         </w:rPr>
       </w:pPr>
-      <w:bookmarkStart w:id="9" w:name="_Toc119164370"/>
+      <w:bookmarkStart w:id="15" w:name="_Toc119164370"/>
       <w:r>
         <w:rPr>
           <w:b/>
         </w:rPr>
         <w:t>5.1.2 Requisitos não funcionais</w:t>
       </w:r>
-      <w:bookmarkEnd w:id="9"/>
+      <w:bookmarkEnd w:id="15"/>
       <w:r>
         <w:rPr>
           <w:b/>
@@ -2611,12 +2889,12 @@
         <w:rPr/>
         <w:t xml:space="preserve"> </w:t>
       </w:r>
-      <w:bookmarkStart w:id="10" w:name="_Toc119164371"/>
+      <w:bookmarkStart w:id="16" w:name="_Toc119164371"/>
       <w:r>
         <w:rPr/>
         <w:t>Diagrama de Contexto</w:t>
       </w:r>
-      <w:bookmarkEnd w:id="10"/>
+      <w:bookmarkEnd w:id="16"/>
     </w:p>
     <w:p>
       <w:pPr>
@@ -2714,12 +2992,12 @@
         </w:numPr>
         <w:rPr/>
       </w:pPr>
-      <w:bookmarkStart w:id="11" w:name="_Toc119164372"/>
+      <w:bookmarkStart w:id="17" w:name="_Toc119164372"/>
       <w:r>
         <w:rPr/>
         <w:t>Diagrama de Fluxo de dados</w:t>
       </w:r>
-      <w:bookmarkEnd w:id="11"/>
+      <w:bookmarkEnd w:id="17"/>
     </w:p>
     <w:p>
       <w:pPr>
@@ -2926,12 +3204,12 @@
         <w:ind w:hanging="578" w:left="578"/>
         <w:rPr/>
       </w:pPr>
-      <w:bookmarkStart w:id="12" w:name="_Toc119164373"/>
+      <w:bookmarkStart w:id="18" w:name="_Toc119164373"/>
       <w:r>
         <w:rPr/>
         <w:t>Diagrama de Entidade e relacionamento</w:t>
       </w:r>
-      <w:bookmarkEnd w:id="12"/>
+      <w:bookmarkEnd w:id="18"/>
     </w:p>
     <w:p>
       <w:pPr>
@@ -3025,12 +3303,12 @@
         <w:ind w:hanging="578" w:left="578"/>
         <w:rPr/>
       </w:pPr>
-      <w:bookmarkStart w:id="13" w:name="_Toc119164374"/>
+      <w:bookmarkStart w:id="19" w:name="_Toc119164374"/>
       <w:r>
         <w:rPr/>
         <w:t>Dicionário de Dados</w:t>
       </w:r>
-      <w:bookmarkEnd w:id="13"/>
+      <w:bookmarkEnd w:id="19"/>
     </w:p>
     <w:p>
       <w:pPr>
@@ -3152,12 +3430,12 @@
         </w:numPr>
         <w:rPr/>
       </w:pPr>
-      <w:bookmarkStart w:id="14" w:name="_Toc119164375"/>
+      <w:bookmarkStart w:id="20" w:name="_Toc119164375"/>
       <w:r>
         <w:rPr/>
         <w:t>Diagrama de Caso de Uso</w:t>
       </w:r>
-      <w:bookmarkEnd w:id="14"/>
+      <w:bookmarkEnd w:id="20"/>
     </w:p>
     <w:p>
       <w:pPr>
@@ -3174,8 +3452,8 @@
           <w:lang w:val="pt-BR"/>
         </w:rPr>
       </w:pPr>
-      <w:bookmarkStart w:id="15" w:name="_heading=h.44sinio"/>
-      <w:bookmarkEnd w:id="15"/>
+      <w:bookmarkStart w:id="21" w:name="_heading=h.44sinio"/>
+      <w:bookmarkEnd w:id="21"/>
       <w:r>
         <w:rPr>
           <w:b/>
@@ -3323,12 +3601,12 @@
         </w:numPr>
         <w:rPr/>
       </w:pPr>
-      <w:bookmarkStart w:id="16" w:name="_Toc119164376"/>
+      <w:bookmarkStart w:id="22" w:name="_Toc119164376"/>
       <w:r>
         <w:rPr/>
         <w:t>Cadastrar</w:t>
       </w:r>
-      <w:bookmarkEnd w:id="16"/>
+      <w:bookmarkEnd w:id="22"/>
     </w:p>
     <w:p>
       <w:pPr>
@@ -3353,14 +3631,14 @@
         </w:numPr>
         <w:rPr/>
       </w:pPr>
-      <w:bookmarkStart w:id="17" w:name="_Toc119164377"/>
-      <w:bookmarkStart w:id="18" w:name="_heading=h.vsohz8hitavy"/>
-      <w:bookmarkEnd w:id="18"/>
+      <w:bookmarkStart w:id="23" w:name="_Toc119164377"/>
+      <w:bookmarkStart w:id="24" w:name="_heading=h.vsohz8hitavy"/>
+      <w:bookmarkEnd w:id="24"/>
       <w:r>
         <w:rPr/>
         <w:t>Logar</w:t>
       </w:r>
-      <w:bookmarkEnd w:id="17"/>
+      <w:bookmarkEnd w:id="23"/>
     </w:p>
     <w:p>
       <w:pPr>
@@ -3389,14 +3667,14 @@
         </w:numPr>
         <w:rPr/>
       </w:pPr>
-      <w:bookmarkStart w:id="19" w:name="_Toc119164378"/>
-      <w:bookmarkStart w:id="20" w:name="_heading=h.w4pjqu5od5l"/>
-      <w:bookmarkEnd w:id="20"/>
+      <w:bookmarkStart w:id="25" w:name="_Toc119164378"/>
+      <w:bookmarkStart w:id="26" w:name="_heading=h.w4pjqu5od5l"/>
+      <w:bookmarkEnd w:id="26"/>
       <w:r>
         <w:rPr/>
         <w:t>Cadastro de funcionário/profissional</w:t>
       </w:r>
-      <w:bookmarkEnd w:id="19"/>
+      <w:bookmarkEnd w:id="25"/>
     </w:p>
     <w:p>
       <w:pPr>
@@ -3436,14 +3714,14 @@
         <w:spacing w:lineRule="auto" w:line="240" w:before="240" w:after="0"/>
         <w:rPr/>
       </w:pPr>
-      <w:bookmarkStart w:id="21" w:name="_Toc119164379"/>
-      <w:bookmarkStart w:id="22" w:name="_heading=h.iimt9dgudcin"/>
-      <w:bookmarkEnd w:id="22"/>
+      <w:bookmarkStart w:id="27" w:name="_Toc119164379"/>
+      <w:bookmarkStart w:id="28" w:name="_heading=h.iimt9dgudcin"/>
+      <w:bookmarkEnd w:id="28"/>
       <w:r>
         <w:rPr/>
         <w:t>Consultar profissionais</w:t>
       </w:r>
-      <w:bookmarkEnd w:id="21"/>
+      <w:bookmarkEnd w:id="27"/>
       <w:r>
         <w:rPr/>
         <w:t xml:space="preserve"> </w:t>
@@ -3482,14 +3760,14 @@
         </w:numPr>
         <w:rPr/>
       </w:pPr>
-      <w:bookmarkStart w:id="23" w:name="_Toc119164380"/>
-      <w:bookmarkStart w:id="24" w:name="_heading=h.hyvwenoixavx"/>
-      <w:bookmarkEnd w:id="24"/>
+      <w:bookmarkStart w:id="29" w:name="_Toc119164380"/>
+      <w:bookmarkStart w:id="30" w:name="_heading=h.hyvwenoixavx"/>
+      <w:bookmarkEnd w:id="30"/>
       <w:r>
         <w:rPr/>
         <w:t>Agendamento</w:t>
       </w:r>
-      <w:bookmarkEnd w:id="23"/>
+      <w:bookmarkEnd w:id="29"/>
     </w:p>
     <w:p>
       <w:pPr>
@@ -3535,12 +3813,12 @@
         <w:ind w:hanging="578" w:left="578"/>
         <w:rPr/>
       </w:pPr>
-      <w:bookmarkStart w:id="25" w:name="_Toc119164381"/>
+      <w:bookmarkStart w:id="31" w:name="_Toc119164381"/>
       <w:r>
         <w:rPr/>
         <w:t>Diagrama de Classe</w:t>
       </w:r>
-      <w:bookmarkEnd w:id="25"/>
+      <w:bookmarkEnd w:id="31"/>
     </w:p>
     <w:p>
       <w:pPr>
@@ -3578,12 +3856,12 @@
         <w:ind w:hanging="578" w:left="578"/>
         <w:rPr/>
       </w:pPr>
-      <w:bookmarkStart w:id="26" w:name="_Toc119164382"/>
+      <w:bookmarkStart w:id="32" w:name="_Toc119164382"/>
       <w:r>
         <w:rPr/>
         <w:t>Diagrama de Sequência</w:t>
       </w:r>
-      <w:bookmarkEnd w:id="26"/>
+      <w:bookmarkEnd w:id="32"/>
       <w:r>
         <w:rPr/>
         <w:t xml:space="preserve"> </w:t>
@@ -3684,12 +3962,12 @@
         <w:ind w:hanging="578" w:left="578"/>
         <w:rPr/>
       </w:pPr>
-      <w:bookmarkStart w:id="27" w:name="_Toc119164383"/>
+      <w:bookmarkStart w:id="33" w:name="_Toc119164383"/>
       <w:r>
         <w:rPr/>
         <w:t>Diagrama de Atividade</w:t>
       </w:r>
-      <w:bookmarkEnd w:id="27"/>
+      <w:bookmarkEnd w:id="33"/>
     </w:p>
     <w:p>
       <w:pPr>
@@ -3727,8 +4005,8 @@
         </w:rPr>
         <w:t>6</w:t>
       </w:r>
-      <w:bookmarkStart w:id="28" w:name="_GoBack"/>
-      <w:bookmarkEnd w:id="28"/>
+      <w:bookmarkStart w:id="34" w:name="_GoBack"/>
+      <w:bookmarkEnd w:id="34"/>
     </w:p>
     <w:p>
       <w:pPr>
@@ -3740,12 +4018,12 @@
         <w:ind w:hanging="0" w:left="0"/>
         <w:rPr/>
       </w:pPr>
-      <w:bookmarkStart w:id="29" w:name="_Toc119164384"/>
+      <w:bookmarkStart w:id="35" w:name="_Toc119164384"/>
       <w:r>
         <w:rPr/>
         <w:t>Telas</w:t>
       </w:r>
-      <w:bookmarkEnd w:id="29"/>
+      <w:bookmarkEnd w:id="35"/>
       <w:r>
         <w:rPr/>
         <w:t xml:space="preserve"> </w:t>
@@ -4424,12 +4702,12 @@
         <w:rPr/>
         <w:t xml:space="preserve"> </w:t>
       </w:r>
-      <w:bookmarkStart w:id="30" w:name="_Toc119164385"/>
+      <w:bookmarkStart w:id="36" w:name="_Toc119164385"/>
       <w:r>
         <w:rPr/>
         <w:t>Conclusão</w:t>
       </w:r>
-      <w:bookmarkEnd w:id="30"/>
+      <w:bookmarkEnd w:id="36"/>
     </w:p>
     <w:p>
       <w:pPr>
@@ -4441,9 +4719,9 @@
       <w:r>
         <w:rPr/>
       </w:r>
-      <w:bookmarkStart w:id="31" w:name="_heading=h.qsh70q"/>
-      <w:bookmarkStart w:id="32" w:name="_heading=h.qsh70q"/>
-      <w:bookmarkEnd w:id="32"/>
+      <w:bookmarkStart w:id="37" w:name="_heading=h.qsh70q"/>
+      <w:bookmarkStart w:id="38" w:name="_heading=h.qsh70q"/>
+      <w:bookmarkEnd w:id="38"/>
     </w:p>
     <w:p>
       <w:pPr>
@@ -4465,12 +4743,12 @@
         <w:ind w:hanging="0" w:left="0"/>
         <w:rPr/>
       </w:pPr>
-      <w:bookmarkStart w:id="33" w:name="_Toc119164386"/>
+      <w:bookmarkStart w:id="39" w:name="_Toc119164386"/>
       <w:r>
         <w:rPr/>
         <w:t>REFERÊNCIAS</w:t>
       </w:r>
-      <w:bookmarkEnd w:id="33"/>
+      <w:bookmarkEnd w:id="39"/>
     </w:p>
     <w:p>
       <w:pPr>
@@ -4511,13 +4789,13 @@
           <w:szCs w:val="22"/>
         </w:rPr>
       </w:r>
-      <w:bookmarkStart w:id="34" w:name="_heading=h.1pxezwc"/>
-      <w:bookmarkStart w:id="35" w:name="_heading=h.1pxezwc"/>
-      <w:bookmarkEnd w:id="35"/>
+      <w:bookmarkStart w:id="40" w:name="_heading=h.1pxezwc"/>
+      <w:bookmarkStart w:id="41" w:name="_heading=h.1pxezwc"/>
+      <w:bookmarkEnd w:id="41"/>
     </w:p>
     <w:sectPr>
-      <w:headerReference w:type="default" r:id="rId2"/>
-      <w:footerReference w:type="default" r:id="rId3"/>
+      <w:headerReference w:type="default" r:id="rId3"/>
+      <w:footerReference w:type="default" r:id="rId4"/>
       <w:footnotePr>
         <w:numFmt w:val="decimal"/>
       </w:footnotePr>
@@ -4701,7 +4979,7 @@
         <w:rFonts w:eastAsia="Times New Roman" w:cs="Times New Roman" w:ascii="Times New Roman" w:hAnsi="Times New Roman"/>
         <w:color w:val="000000"/>
       </w:rPr>
-      <w:t>18</w:t>
+      <w:t>2</w:t>
     </w:r>
     <w:r>
       <w:rPr>
@@ -5621,7 +5899,9 @@
   <w:style w:type="character" w:styleId="Caracteresdenotadefim">
     <w:name w:val="Caracteres de nota de fim"/>
     <w:qFormat/>
-    <w:rPr/>
+    <w:rPr>
+      <w:vertAlign w:val="superscript"/>
+    </w:rPr>
   </w:style>
   <w:style w:type="character" w:styleId="EndnoteReference">
     <w:name w:val="Endnote Reference"/>

--- a/tcc/modelo CASTELO_BRANCO.docx
+++ b/tcc/modelo CASTELO_BRANCO.docx
@@ -1815,10 +1815,31 @@
     <w:p>
       <w:pPr>
         <w:pStyle w:val="Normal"/>
-        <w:rPr/>
-      </w:pPr>
-      <w:r>
-        <w:rPr/>
+        <w:spacing w:lineRule="auto" w:line="360"/>
+        <w:ind w:hanging="578" w:left="0"/>
+        <w:jc w:val="both"/>
+        <w:rPr/>
+      </w:pPr>
+      <w:r>
+        <w:rPr/>
+        <w:tab/>
+        <w:tab/>
+        <w:t xml:space="preserve">O sistema terá como objetivo as competições de skate, que terá três módulos principais, sendo eles: cadastro de skatistas, registro de notas e ranking dinâmico. É conveniente garantir o funcionamento destes 3 módulos, pois, sem eles não garantirá o bom desempenho do software. Ademais, a aparência será a partir da temática skatista e garantindo um bom visual. Entretanto, contará com formulários de cadastros, cálculo automatizado de pontuações e sistema de notificações e assim, proporcionando uma boa experiência para os organizadores de competições e skatistas. </w:t>
+      </w:r>
+    </w:p>
+    <w:p>
+      <w:pPr>
+        <w:pStyle w:val="Normal"/>
+        <w:spacing w:lineRule="auto" w:line="360"/>
+        <w:ind w:hanging="578" w:left="0"/>
+        <w:jc w:val="both"/>
+        <w:rPr/>
+      </w:pPr>
+      <w:r>
+        <w:rPr/>
+        <w:tab/>
+        <w:tab/>
+        <w:t xml:space="preserve">Conforme Afonso (2026), o skate, um dos esportes radicais mais populares do mundo, tem suas origens na transição do século XIX para o XX, quando pessoas adaptaram patinetes (rollers scooters) para deslizar sentadas, de forma semelhante aos carrinhos de rolamento. Sua evolução como o conhecemos hoje começou na década de 1950, quando surfistas californianos fixaram eixos e rodas em pranchas de surf para "surfar" no asfalto, criando o termo "skateboard". O esporte se popularizou nos anos 1960 com a produção emlarga escala das primeiras pranchas. Afonso (2026), afirma ainda que, nos anos 1970, o skate se consolidou como esporte nos EUA e Europa, com competições e equipes patrocinadas, espalhando sua cultura pelo mundo e influenciando música, moda e comportamento jovem. Entre as décadas de 1980 e 2000, o esporte passou por grande evolução técnica, com novas manobras e a criação de modalidades como street, vertical, bowl e freestyle, elevando os skatistas profissionais ao status de celebridades globais. Em sua grande maioria, as competições de skate são eventos organizados para avaliar a técnica, criatividade e estilo de skatistas na execução de manobras, dividindo-se principalmente em duas modalidades olímpicas: Street (obstáculos urbanos como corrimãos e escadas) e Park (pistas em formato de "tigela" ou bowl). Os skatistas são julgados por juízes com base na dificuldade e execução. Quando falamos de performance em sistemas de software, estamos nos referindo ao quão eficiente um software é em completar um determinado workload. Esse desempenho é crucial para garantir que o sistema atenda às expectativas dos usuários e consiga lidar com a demanda de forma eficiente (EDUARDO, 2024). </w:t>
       </w:r>
     </w:p>
     <w:p>
@@ -1859,31 +1880,106 @@
         <w:rPr/>
         <w:tab/>
         <w:tab/>
-        <w:t xml:space="preserve">O sistema terá como objetivo as competições de skate, que terá três módulos principais, sendo eles: cadastro de skatistas, registro de notas e ranking dinâmico. É conveniente garantir o funcionamento destes 3 módulos, pois, sem eles não garantirá o bom desempenho do software. Ademais, a aparência será a partir da temática skatista e garantindo um bom visual. Entretanto, contará com formulários de cadastros, cálculo automatizado de pontuações e sistema de notificações e assim, proporcionando uma boa experiência para os organizadores de competições e skatistas. </w:t>
-      </w:r>
-    </w:p>
-    <w:p>
-      <w:pPr>
-        <w:pStyle w:val="Normal"/>
-        <w:spacing w:lineRule="auto" w:line="360"/>
-        <w:ind w:hanging="578" w:left="0"/>
-        <w:jc w:val="both"/>
-        <w:rPr/>
-      </w:pPr>
-      <w:r>
-        <w:rPr/>
+      </w:r>
+    </w:p>
+    <w:p>
+      <w:pPr>
+        <w:pStyle w:val="BodyText"/>
+        <w:bidi w:val="0"/>
+        <w:spacing w:before="0" w:after="0"/>
+        <w:ind w:hanging="0" w:left="0" w:right="0"/>
+        <w:rPr/>
+      </w:pPr>
+      <w:bookmarkStart w:id="3" w:name="docs-internal-guid-ccb4186c-7fff-17d7-48"/>
+      <w:bookmarkEnd w:id="3"/>
+      <w:r>
+        <w:rPr>
+          <w:shd w:fill="FFFFFF" w:val="clear"/>
+        </w:rPr>
         <w:tab/>
+        <w:t>A ideia surgiu a partir da dificuldade de gestão de informações do universo skatista, em sua grande maioria, os cadastros são mantidos em planilhas desorganizadas, o registro das notas é feito de forma improvisada e os históricos se perdem com o tempo. Esta fragmentação causa retrabalho constante, perda de dados importantes, dificuldade para calcular pontuações de forma justa e falta de transparência nas classificações. </w:t>
+      </w:r>
+    </w:p>
+    <w:p>
+      <w:pPr>
+        <w:pStyle w:val="BodyText"/>
+        <w:bidi w:val="0"/>
+        <w:spacing w:before="0" w:after="0"/>
+        <w:ind w:firstLine="720" w:left="0" w:right="0"/>
+        <w:rPr/>
+      </w:pPr>
+      <w:r>
+        <w:rPr>
+          <w:shd w:fill="FFFFFF" w:val="clear"/>
+        </w:rPr>
+        <w:t>Certamente, o skate fest championship vem para resolver todas estas demandas de maneira divertida e organizada. No módulo de avaliação, são cadastradas 5 notas por skatista para manobras como kickflip, heelflip, tre flip, varial e laser. No módulo de ranking, a nota final é calculada automaticamente descartando a maior e menor nota e calculando a média das 3 restantes. O sistema apresenta um pódio visual com destaque para os 3 primeiros colocados e uma coroa especial para o primeiro lugar. Prezando a organização e fácil acesso visual.</w:t>
+      </w:r>
+    </w:p>
+    <w:p>
+      <w:pPr>
+        <w:pStyle w:val="BodyText"/>
+        <w:bidi w:val="0"/>
+        <w:spacing w:before="0" w:after="0"/>
+        <w:ind w:hanging="0" w:left="0" w:right="0"/>
+        <w:rPr/>
+      </w:pPr>
+      <w:r>
+        <w:rPr>
+          <w:shd w:fill="auto" w:val="clear"/>
+        </w:rPr>
         <w:tab/>
-        <w:t xml:space="preserve">Conforme Afonso (2026), o skate, um dos esportes radicais mais populares do mundo, tem suas origens na transição do século XIX para o XX, quando pessoas adaptaram patinetes (rollers scooters) para deslizar sentadas, de forma semelhante aos carrinhos de rolamento. Sua evolução como o conhecemos hoje começou na década de 1950, quando surfistas californianos fixaram eixos e rodas em pranchas de surf para "surfar" no asfalto, criando o termo "skateboard". O esporte se popularizou nos anos 1960 com a produção emlarga escala das primeiras pranchas. Afonso (2026), afirma ainda que, nos anos 1970, o skate se consolidou como esporte nos EUA e Europa, com competições e equipes patrocinadas, espalhando sua cultura pelo mundo e influenciando música, moda e comportamento jovem. Entre as décadas de 1980 e 2000, o esporte passou por grande evolução técnica, com novas manobras e a criação de modalidades como street, vertical, bowl e freestyle, elevando os skatistas profissionais ao status de celebridades globais. Em sua grande maioria, as competições de skate são eventos organizados para avaliar a técnica, criatividade e estilo de skatistas na execução de manobras, dividindo-se principalmente em duas modalidades olímpicas: Street (obstáculos urbanos como corrimãos e escadas) e Park (pistas em formato de "tigela" ou bowl). Os skatistas são julgados por juízes com base na dificuldade e execução. Quando falamos de performance em sistemas de software, estamos nos referindo ao quão eficiente um software é em completar um determinado workload. Esse desempenho é crucial para garantir que o sistema atenda às expectativas dos usuários e consiga lidar com a demanda de forma eficiente (EDUARDO, 2024). </w:t>
-      </w:r>
-    </w:p>
-    <w:p>
-      <w:pPr>
-        <w:pStyle w:val="Normal"/>
-        <w:rPr/>
-      </w:pPr>
-      <w:r>
-        <w:rPr/>
+        <w:t xml:space="preserve">Ele contará com o uso de </w:t>
+      </w:r>
+      <w:r>
+        <w:rPr>
+          <w:shd w:fill="FFFFFF" w:val="clear"/>
+        </w:rPr>
+        <w:t>paleta de cores, utilizando roxo escuro para fundo, roxo médio para elementos secundários, roxo azulado para detalhes, azul médio para botões e azul claro para pontuações. Proporcionando uma boa estética e mantendo o estilo skatista. Todavia, terá validações como campos obrigatórios, idade entre 10 e 60 anos e notas entre 0 e 10. O ranking apresentará ordenação automática, com coroa dourada para o primeiro lugar, medalha de prata para o segundo e medalha de bronze para o terceiro. </w:t>
+      </w:r>
+    </w:p>
+    <w:p>
+      <w:pPr>
+        <w:pStyle w:val="BodyText"/>
+        <w:bidi w:val="0"/>
+        <w:spacing w:before="0" w:after="0"/>
+        <w:ind w:hanging="0" w:left="0" w:right="0"/>
+        <w:rPr>
+          <w:shd w:fill="FFFFFF" w:val="clear"/>
+        </w:rPr>
+      </w:pPr>
+      <w:r>
+        <w:rPr>
+          <w:shd w:fill="FFFFFF" w:val="clear"/>
+        </w:rPr>
+        <w:tab/>
+        <w:t>Em seguida, a experiência do usuário foi planejada com feedback visual através de notificações para todas as ações, animações que confirmam interações e mensagens claras. O contraste adequado e a navegação por teclado, garantindo acessibilidade básica para pessoas com baixa visibilidade. </w:t>
+      </w:r>
+    </w:p>
+    <w:p>
+      <w:pPr>
+        <w:pStyle w:val="BodyText"/>
+        <w:bidi w:val="0"/>
+        <w:spacing w:before="0" w:after="0"/>
+        <w:ind w:firstLine="720" w:left="0" w:right="0"/>
+        <w:rPr>
+          <w:shd w:fill="FFFFFF" w:val="clear"/>
+        </w:rPr>
+      </w:pPr>
+      <w:r>
+        <w:rPr>
+          <w:shd w:fill="FFFFFF" w:val="clear"/>
+        </w:rPr>
+        <w:t>Portanto, em comparação com métodos tradicionais, ele reduzirá o tempo de cadastro de minutos para segundos, automatizando cálculos que antes eram manuais, oferece ranking instantâneo e mantém histórico permanente, tudo com visual temático e atraente. Em suma, o skate fest championship resolve os principais problemas identificados através da centralização das informações, automatização das pontuações, transparência no ranking, persistência dos dados, tornando o sistema não apenas funcional, mas também agradável de utilizar.</w:t>
+      </w:r>
+    </w:p>
+    <w:p>
+      <w:pPr>
+        <w:pStyle w:val="BodyText"/>
+        <w:rPr/>
+      </w:pPr>
+      <w:r>
+        <w:rPr/>
+        <w:br/>
       </w:r>
     </w:p>
     <w:p>
@@ -1892,14 +1988,14 @@
         <w:spacing w:lineRule="auto" w:line="360"/>
         <w:rPr/>
       </w:pPr>
-      <w:bookmarkStart w:id="3" w:name="_Toc119164364"/>
+      <w:bookmarkStart w:id="4" w:name="_Toc119164364"/>
       <w:r>
         <w:rPr/>
         <w:t>2</w:t>
         <w:tab/>
         <w:t>OBJETIVOS</w:t>
       </w:r>
-      <w:bookmarkEnd w:id="3"/>
+      <w:bookmarkEnd w:id="4"/>
     </w:p>
     <w:p>
       <w:pPr>
@@ -1992,14 +2088,14 @@
           <w:szCs w:val="22"/>
         </w:rPr>
       </w:pPr>
-      <w:bookmarkStart w:id="4" w:name="_Toc119164365"/>
+      <w:bookmarkStart w:id="5" w:name="_Toc119164365"/>
       <w:r>
         <w:rPr/>
         <w:t>3</w:t>
         <w:tab/>
         <w:t>METODOLOGIA</w:t>
       </w:r>
-      <w:bookmarkEnd w:id="4"/>
+      <w:bookmarkEnd w:id="5"/>
     </w:p>
     <w:p>
       <w:pPr>
@@ -2090,14 +2186,14 @@
         <w:spacing w:lineRule="auto" w:line="360"/>
         <w:rPr/>
       </w:pPr>
-      <w:bookmarkStart w:id="5" w:name="_Toc119164366"/>
+      <w:bookmarkStart w:id="6" w:name="_Toc119164366"/>
       <w:r>
         <w:rPr/>
         <w:t xml:space="preserve">4 </w:t>
         <w:tab/>
         <w:t>REFERENCIAL TEÓRICO</w:t>
       </w:r>
-      <w:bookmarkEnd w:id="5"/>
+      <w:bookmarkEnd w:id="6"/>
     </w:p>
     <w:p>
       <w:pPr>
@@ -2109,8 +2205,8 @@
           <w:shd w:fill="FFFFFF" w:val="clear"/>
         </w:rPr>
       </w:pPr>
-      <w:bookmarkStart w:id="6" w:name="docs-internal-guid-0c8efd4f-7fff-0a8d-8a"/>
-      <w:bookmarkEnd w:id="6"/>
+      <w:bookmarkStart w:id="7" w:name="docs-internal-guid-0c8efd4f-7fff-0a8d-8a"/>
+      <w:bookmarkEnd w:id="7"/>
       <w:r>
         <w:rPr>
           <w:color w:val="000000"/>
@@ -2120,8 +2216,8 @@
         </w:rPr>
         <w:tab/>
       </w:r>
-      <w:bookmarkStart w:id="7" w:name="docs-internal-guid-dc5a6fa2-7fff-052e-3d"/>
-      <w:bookmarkEnd w:id="7"/>
+      <w:bookmarkStart w:id="8" w:name="docs-internal-guid-dc5a6fa2-7fff-052e-3d"/>
+      <w:bookmarkEnd w:id="8"/>
       <w:r>
         <w:rPr>
           <w:color w:val="000000"/>
@@ -2208,8 +2304,8 @@
         <w:ind w:firstLine="720" w:left="0" w:right="0"/>
         <w:rPr/>
       </w:pPr>
-      <w:bookmarkStart w:id="8" w:name="docs-internal-guid-d9b92f42-7fff-f4bc-86"/>
-      <w:bookmarkEnd w:id="8"/>
+      <w:bookmarkStart w:id="9" w:name="docs-internal-guid-d9b92f42-7fff-f4bc-86"/>
+      <w:bookmarkEnd w:id="9"/>
       <w:r>
         <w:rPr>
           <w:shd w:fill="FFFFFF" w:val="clear"/>
@@ -2225,8 +2321,8 @@
         <w:ind w:firstLine="720" w:left="0" w:right="0"/>
         <w:rPr/>
       </w:pPr>
-      <w:bookmarkStart w:id="9" w:name="docs-internal-guid-c19a3be3-7fff-a6ac-19"/>
-      <w:bookmarkEnd w:id="9"/>
+      <w:bookmarkStart w:id="10" w:name="docs-internal-guid-c19a3be3-7fff-a6ac-19"/>
+      <w:bookmarkEnd w:id="10"/>
       <w:r>
         <w:rPr>
           <w:shd w:fill="FFFFFF" w:val="clear"/>
@@ -2245,7 +2341,9 @@
         </w:rPr>
       </w:pPr>
       <w:r>
-        <w:rPr/>
+        <w:rPr>
+          <w:shd w:fill="FFFFFF" w:val="clear"/>
+        </w:rPr>
       </w:r>
     </w:p>
     <w:p>
@@ -2357,7 +2455,7 @@
           <w:szCs w:val="38"/>
         </w:rPr>
       </w:pPr>
-      <w:bookmarkStart w:id="10" w:name="_Toc119164367"/>
+      <w:bookmarkStart w:id="11" w:name="_Toc119164367"/>
       <w:r>
         <w:rPr/>
         <w:t xml:space="preserve">5 DOCUMENTAÇÃO </w:t>
@@ -2369,62 +2467,64 @@
         </w:rPr>
         <w:t>do projeto</w:t>
       </w:r>
-      <w:bookmarkEnd w:id="10"/>
+      <w:bookmarkEnd w:id="11"/>
     </w:p>
     <w:p>
       <w:pPr>
         <w:pStyle w:val="BodyText"/>
         <w:spacing w:lineRule="auto" w:line="360" w:before="0" w:after="0"/>
+        <w:jc w:val="both"/>
+        <w:rPr/>
+      </w:pPr>
+      <w:bookmarkStart w:id="12" w:name="docs-internal-guid-86e21887-7fff-7007-d5"/>
+      <w:bookmarkEnd w:id="12"/>
+      <w:r>
         <w:rPr>
           <w:sz w:val="24"/>
           <w:szCs w:val="24"/>
           <w:shd w:fill="FFFFFF" w:val="clear"/>
         </w:rPr>
-      </w:pPr>
-      <w:bookmarkStart w:id="11" w:name="docs-internal-guid-86e21887-7fff-7007-d5"/>
-      <w:bookmarkEnd w:id="11"/>
-      <w:r>
+        <w:t>Como afirma Mesquita (2024). A Documentação de projetos desempenha um papel fundamental no sucesso e na eficiência dos empreendimentos.. Esses acompanhamentos, baseados na gestão empresarial, são o divisor de águas entre uma companhia amadora ou profissional. Entretanto, a documentação de projetos é essencial para o sucesso das atividades da empresa, produtividade e mais. A documentação de projetos refere-se ao processo de registrar e organizar todas as informações relacionadas a um projeto. Isso inclui objetivos, escopo, cronograma, recursos, requisitos, estratégias, riscos, decisões e resultados alcançados. Portanto, o objetivo principal é criar um histórico completo e estruturado do projeto, facilitando a compreensão, a colaboração e a referência futura.</w:t>
+      </w:r>
+    </w:p>
+    <w:p>
+      <w:pPr>
+        <w:pStyle w:val="BodyText"/>
+        <w:spacing w:lineRule="auto" w:line="360" w:before="0" w:after="0"/>
+        <w:jc w:val="both"/>
         <w:rPr>
           <w:sz w:val="24"/>
           <w:szCs w:val="24"/>
           <w:shd w:fill="FFFFFF" w:val="clear"/>
         </w:rPr>
-        <w:t>Como afirma Mesquita (2024). A Documentação de projetos desempenha um papel fundamental no sucesso e na eficiência dos empreendimentos.. Esses acompanhamentos, baseados na gestão empresarial, são o divisor de águas entre uma companhia amadora ou profissional. Entretanto, a documentação de projetos é essencial para o sucesso das atividades da empresa, produtividade e mais. A documentação de projetos refere-se ao processo de registrar e organizar todas as informações relacionadas a um projeto. Isso inclui objetivos, escopo, cronograma, recursos, requisitos, estratégias, riscos, decisões e resultados alcançados. Portanto, o objetivo principal é criar um histórico completo e estruturado do projeto, facilitando a compreensão, a colaboração e a referência futura.</w:t>
-      </w:r>
-    </w:p>
-    <w:p>
-      <w:pPr>
-        <w:pStyle w:val="BodyText"/>
-        <w:spacing w:lineRule="auto" w:line="360" w:before="0" w:after="0"/>
+      </w:pPr>
+      <w:bookmarkStart w:id="13" w:name="docs-internal-guid-558b550a-7fff-3f49-0e"/>
+      <w:bookmarkEnd w:id="13"/>
+      <w:r>
         <w:rPr>
           <w:sz w:val="24"/>
           <w:szCs w:val="24"/>
           <w:shd w:fill="FFFFFF" w:val="clear"/>
         </w:rPr>
-      </w:pPr>
-      <w:bookmarkStart w:id="12" w:name="docs-internal-guid-558b550a-7fff-3f49-0e"/>
-      <w:bookmarkEnd w:id="12"/>
-      <w:r>
+        <w:t>Segundo Aquino (2024). O ciclo de vida de um software envolve etapas desde a concepção até a desativação, garantindo desenvolvimento eficiente e manutenção contínua. Para software web, utiliza-se navegadores sem a necessidade de download. Assim como qualquer organismo vivo, um software também passa por diferentes estágios ao longo do seu ciclo de vida, desde o seu nascimento até a sua “morte”. Compreender e seguir esse ciclo é essencial para garantir um desenvolvimento eficiente e de qualidade, além de possibilitar a manutenção e evolução contínua do software.</w:t>
+      </w:r>
+    </w:p>
+    <w:p>
+      <w:pPr>
+        <w:pStyle w:val="BodyText"/>
+        <w:spacing w:lineRule="auto" w:line="360" w:before="0" w:after="0"/>
         <w:rPr>
           <w:sz w:val="24"/>
           <w:szCs w:val="24"/>
           <w:shd w:fill="FFFFFF" w:val="clear"/>
         </w:rPr>
-        <w:t>Segundo Aquino (2024). O ciclo de vida de um software envolve etapas desde a concepção até a desativação, garantindo desenvolvimento eficiente e manutenção contínua. Para software web, utiliza-se navegadores sem a necessidade de download. Assim como qualquer organismo vivo, um software também passa por diferentes estágios ao longo do seu ciclo de vida, desde o seu nascimento até a sua “morte”. Compreender e seguir esse ciclo é essencial para garantir um desenvolvimento eficiente e de qualidade, além de possibilitar a manutenção e evolução contínua do software.</w:t>
-      </w:r>
-    </w:p>
-    <w:p>
-      <w:pPr>
-        <w:pStyle w:val="BodyText"/>
-        <w:spacing w:lineRule="auto" w:line="360" w:before="0" w:after="0"/>
+      </w:pPr>
+      <w:r>
         <w:rPr>
           <w:sz w:val="24"/>
           <w:szCs w:val="24"/>
           <w:shd w:fill="FFFFFF" w:val="clear"/>
         </w:rPr>
-      </w:pPr>
-      <w:r>
-        <w:rPr/>
       </w:r>
     </w:p>
     <w:p>
@@ -2432,10 +2532,8 @@
         <w:pStyle w:val="BodyText"/>
         <w:spacing w:lineRule="auto" w:line="360" w:before="0" w:after="0"/>
         <w:ind w:hanging="0"/>
-        <w:rPr>
-          <w:sz w:val="20"/>
-          <w:szCs w:val="20"/>
-        </w:rPr>
+        <w:jc w:val="both"/>
+        <w:rPr/>
       </w:pPr>
       <w:r>
         <w:drawing>
@@ -2553,12 +2651,12 @@
         <w:spacing w:before="0" w:after="0"/>
         <w:rPr/>
       </w:pPr>
-      <w:bookmarkStart w:id="13" w:name="_Toc119164368"/>
+      <w:bookmarkStart w:id="14" w:name="_Toc119164368"/>
       <w:r>
         <w:rPr/>
         <w:t>5.1 Requisitos</w:t>
       </w:r>
-      <w:bookmarkEnd w:id="13"/>
+      <w:bookmarkEnd w:id="14"/>
       <w:r>
         <w:rPr/>
         <w:t xml:space="preserve"> </w:t>
@@ -2601,12 +2699,12 @@
         <w:spacing w:before="0" w:after="0"/>
         <w:rPr/>
       </w:pPr>
-      <w:bookmarkStart w:id="14" w:name="_Toc119164369"/>
+      <w:bookmarkStart w:id="15" w:name="_Toc119164369"/>
       <w:r>
         <w:rPr/>
         <w:t>5.1.1 Requisitos funcionais</w:t>
       </w:r>
-      <w:bookmarkEnd w:id="14"/>
+      <w:bookmarkEnd w:id="15"/>
     </w:p>
     <w:p>
       <w:pPr>
@@ -2636,14 +2734,14 @@
           <w:b/>
         </w:rPr>
       </w:pPr>
-      <w:bookmarkStart w:id="15" w:name="_Toc119164370"/>
+      <w:bookmarkStart w:id="16" w:name="_Toc119164370"/>
       <w:r>
         <w:rPr>
           <w:b/>
         </w:rPr>
         <w:t>5.1.2 Requisitos não funcionais</w:t>
       </w:r>
-      <w:bookmarkEnd w:id="15"/>
+      <w:bookmarkEnd w:id="16"/>
       <w:r>
         <w:rPr>
           <w:b/>
@@ -2889,12 +2987,12 @@
         <w:rPr/>
         <w:t xml:space="preserve"> </w:t>
       </w:r>
-      <w:bookmarkStart w:id="16" w:name="_Toc119164371"/>
+      <w:bookmarkStart w:id="17" w:name="_Toc119164371"/>
       <w:r>
         <w:rPr/>
         <w:t>Diagrama de Contexto</w:t>
       </w:r>
-      <w:bookmarkEnd w:id="16"/>
+      <w:bookmarkEnd w:id="17"/>
     </w:p>
     <w:p>
       <w:pPr>
@@ -2992,12 +3090,12 @@
         </w:numPr>
         <w:rPr/>
       </w:pPr>
-      <w:bookmarkStart w:id="17" w:name="_Toc119164372"/>
+      <w:bookmarkStart w:id="18" w:name="_Toc119164372"/>
       <w:r>
         <w:rPr/>
         <w:t>Diagrama de Fluxo de dados</w:t>
       </w:r>
-      <w:bookmarkEnd w:id="17"/>
+      <w:bookmarkEnd w:id="18"/>
     </w:p>
     <w:p>
       <w:pPr>
@@ -3204,12 +3302,12 @@
         <w:ind w:hanging="578" w:left="578"/>
         <w:rPr/>
       </w:pPr>
-      <w:bookmarkStart w:id="18" w:name="_Toc119164373"/>
+      <w:bookmarkStart w:id="19" w:name="_Toc119164373"/>
       <w:r>
         <w:rPr/>
         <w:t>Diagrama de Entidade e relacionamento</w:t>
       </w:r>
-      <w:bookmarkEnd w:id="18"/>
+      <w:bookmarkEnd w:id="19"/>
     </w:p>
     <w:p>
       <w:pPr>
@@ -3303,12 +3401,12 @@
         <w:ind w:hanging="578" w:left="578"/>
         <w:rPr/>
       </w:pPr>
-      <w:bookmarkStart w:id="19" w:name="_Toc119164374"/>
+      <w:bookmarkStart w:id="20" w:name="_Toc119164374"/>
       <w:r>
         <w:rPr/>
         <w:t>Dicionário de Dados</w:t>
       </w:r>
-      <w:bookmarkEnd w:id="19"/>
+      <w:bookmarkEnd w:id="20"/>
     </w:p>
     <w:p>
       <w:pPr>
@@ -3430,12 +3528,12 @@
         </w:numPr>
         <w:rPr/>
       </w:pPr>
-      <w:bookmarkStart w:id="20" w:name="_Toc119164375"/>
+      <w:bookmarkStart w:id="21" w:name="_Toc119164375"/>
       <w:r>
         <w:rPr/>
         <w:t>Diagrama de Caso de Uso</w:t>
       </w:r>
-      <w:bookmarkEnd w:id="20"/>
+      <w:bookmarkEnd w:id="21"/>
     </w:p>
     <w:p>
       <w:pPr>
@@ -3452,8 +3550,8 @@
           <w:lang w:val="pt-BR"/>
         </w:rPr>
       </w:pPr>
-      <w:bookmarkStart w:id="21" w:name="_heading=h.44sinio"/>
-      <w:bookmarkEnd w:id="21"/>
+      <w:bookmarkStart w:id="22" w:name="_heading=h.44sinio"/>
+      <w:bookmarkEnd w:id="22"/>
       <w:r>
         <w:rPr>
           <w:b/>
@@ -3601,12 +3699,12 @@
         </w:numPr>
         <w:rPr/>
       </w:pPr>
-      <w:bookmarkStart w:id="22" w:name="_Toc119164376"/>
+      <w:bookmarkStart w:id="23" w:name="_Toc119164376"/>
       <w:r>
         <w:rPr/>
         <w:t>Cadastrar</w:t>
       </w:r>
-      <w:bookmarkEnd w:id="22"/>
+      <w:bookmarkEnd w:id="23"/>
     </w:p>
     <w:p>
       <w:pPr>
@@ -3631,14 +3729,14 @@
         </w:numPr>
         <w:rPr/>
       </w:pPr>
-      <w:bookmarkStart w:id="23" w:name="_Toc119164377"/>
-      <w:bookmarkStart w:id="24" w:name="_heading=h.vsohz8hitavy"/>
+      <w:bookmarkStart w:id="24" w:name="_Toc119164377"/>
+      <w:bookmarkStart w:id="25" w:name="_heading=h.vsohz8hitavy"/>
+      <w:bookmarkEnd w:id="25"/>
+      <w:r>
+        <w:rPr/>
+        <w:t>Logar</w:t>
+      </w:r>
       <w:bookmarkEnd w:id="24"/>
-      <w:r>
-        <w:rPr/>
-        <w:t>Logar</w:t>
-      </w:r>
-      <w:bookmarkEnd w:id="23"/>
     </w:p>
     <w:p>
       <w:pPr>
@@ -3667,14 +3765,14 @@
         </w:numPr>
         <w:rPr/>
       </w:pPr>
-      <w:bookmarkStart w:id="25" w:name="_Toc119164378"/>
-      <w:bookmarkStart w:id="26" w:name="_heading=h.w4pjqu5od5l"/>
+      <w:bookmarkStart w:id="26" w:name="_Toc119164378"/>
+      <w:bookmarkStart w:id="27" w:name="_heading=h.w4pjqu5od5l"/>
+      <w:bookmarkEnd w:id="27"/>
+      <w:r>
+        <w:rPr/>
+        <w:t>Cadastro de funcionário/profissional</w:t>
+      </w:r>
       <w:bookmarkEnd w:id="26"/>
-      <w:r>
-        <w:rPr/>
-        <w:t>Cadastro de funcionário/profissional</w:t>
-      </w:r>
-      <w:bookmarkEnd w:id="25"/>
     </w:p>
     <w:p>
       <w:pPr>
@@ -3714,14 +3812,14 @@
         <w:spacing w:lineRule="auto" w:line="240" w:before="240" w:after="0"/>
         <w:rPr/>
       </w:pPr>
-      <w:bookmarkStart w:id="27" w:name="_Toc119164379"/>
-      <w:bookmarkStart w:id="28" w:name="_heading=h.iimt9dgudcin"/>
+      <w:bookmarkStart w:id="28" w:name="_Toc119164379"/>
+      <w:bookmarkStart w:id="29" w:name="_heading=h.iimt9dgudcin"/>
+      <w:bookmarkEnd w:id="29"/>
+      <w:r>
+        <w:rPr/>
+        <w:t>Consultar profissionais</w:t>
+      </w:r>
       <w:bookmarkEnd w:id="28"/>
-      <w:r>
-        <w:rPr/>
-        <w:t>Consultar profissionais</w:t>
-      </w:r>
-      <w:bookmarkEnd w:id="27"/>
       <w:r>
         <w:rPr/>
         <w:t xml:space="preserve"> </w:t>
@@ -3760,14 +3858,14 @@
         </w:numPr>
         <w:rPr/>
       </w:pPr>
-      <w:bookmarkStart w:id="29" w:name="_Toc119164380"/>
-      <w:bookmarkStart w:id="30" w:name="_heading=h.hyvwenoixavx"/>
+      <w:bookmarkStart w:id="30" w:name="_Toc119164380"/>
+      <w:bookmarkStart w:id="31" w:name="_heading=h.hyvwenoixavx"/>
+      <w:bookmarkEnd w:id="31"/>
+      <w:r>
+        <w:rPr/>
+        <w:t>Agendamento</w:t>
+      </w:r>
       <w:bookmarkEnd w:id="30"/>
-      <w:r>
-        <w:rPr/>
-        <w:t>Agendamento</w:t>
-      </w:r>
-      <w:bookmarkEnd w:id="29"/>
     </w:p>
     <w:p>
       <w:pPr>
@@ -3813,12 +3911,12 @@
         <w:ind w:hanging="578" w:left="578"/>
         <w:rPr/>
       </w:pPr>
-      <w:bookmarkStart w:id="31" w:name="_Toc119164381"/>
+      <w:bookmarkStart w:id="32" w:name="_Toc119164381"/>
       <w:r>
         <w:rPr/>
         <w:t>Diagrama de Classe</w:t>
       </w:r>
-      <w:bookmarkEnd w:id="31"/>
+      <w:bookmarkEnd w:id="32"/>
     </w:p>
     <w:p>
       <w:pPr>
@@ -3856,12 +3954,12 @@
         <w:ind w:hanging="578" w:left="578"/>
         <w:rPr/>
       </w:pPr>
-      <w:bookmarkStart w:id="32" w:name="_Toc119164382"/>
+      <w:bookmarkStart w:id="33" w:name="_Toc119164382"/>
       <w:r>
         <w:rPr/>
         <w:t>Diagrama de Sequência</w:t>
       </w:r>
-      <w:bookmarkEnd w:id="32"/>
+      <w:bookmarkEnd w:id="33"/>
       <w:r>
         <w:rPr/>
         <w:t xml:space="preserve"> </w:t>
@@ -3962,12 +4060,12 @@
         <w:ind w:hanging="578" w:left="578"/>
         <w:rPr/>
       </w:pPr>
-      <w:bookmarkStart w:id="33" w:name="_Toc119164383"/>
+      <w:bookmarkStart w:id="34" w:name="_Toc119164383"/>
       <w:r>
         <w:rPr/>
         <w:t>Diagrama de Atividade</w:t>
       </w:r>
-      <w:bookmarkEnd w:id="33"/>
+      <w:bookmarkEnd w:id="34"/>
     </w:p>
     <w:p>
       <w:pPr>
@@ -4005,8 +4103,8 @@
         </w:rPr>
         <w:t>6</w:t>
       </w:r>
-      <w:bookmarkStart w:id="34" w:name="_GoBack"/>
-      <w:bookmarkEnd w:id="34"/>
+      <w:bookmarkStart w:id="35" w:name="_GoBack"/>
+      <w:bookmarkEnd w:id="35"/>
     </w:p>
     <w:p>
       <w:pPr>
@@ -4018,12 +4116,12 @@
         <w:ind w:hanging="0" w:left="0"/>
         <w:rPr/>
       </w:pPr>
-      <w:bookmarkStart w:id="35" w:name="_Toc119164384"/>
+      <w:bookmarkStart w:id="36" w:name="_Toc119164384"/>
       <w:r>
         <w:rPr/>
         <w:t>Telas</w:t>
       </w:r>
-      <w:bookmarkEnd w:id="35"/>
+      <w:bookmarkEnd w:id="36"/>
       <w:r>
         <w:rPr/>
         <w:t xml:space="preserve"> </w:t>
@@ -4702,12 +4800,12 @@
         <w:rPr/>
         <w:t xml:space="preserve"> </w:t>
       </w:r>
-      <w:bookmarkStart w:id="36" w:name="_Toc119164385"/>
+      <w:bookmarkStart w:id="37" w:name="_Toc119164385"/>
       <w:r>
         <w:rPr/>
         <w:t>Conclusão</w:t>
       </w:r>
-      <w:bookmarkEnd w:id="36"/>
+      <w:bookmarkEnd w:id="37"/>
     </w:p>
     <w:p>
       <w:pPr>
@@ -4719,9 +4817,9 @@
       <w:r>
         <w:rPr/>
       </w:r>
-      <w:bookmarkStart w:id="37" w:name="_heading=h.qsh70q"/>
       <w:bookmarkStart w:id="38" w:name="_heading=h.qsh70q"/>
-      <w:bookmarkEnd w:id="38"/>
+      <w:bookmarkStart w:id="39" w:name="_heading=h.qsh70q"/>
+      <w:bookmarkEnd w:id="39"/>
     </w:p>
     <w:p>
       <w:pPr>
@@ -4743,12 +4841,12 @@
         <w:ind w:hanging="0" w:left="0"/>
         <w:rPr/>
       </w:pPr>
-      <w:bookmarkStart w:id="39" w:name="_Toc119164386"/>
+      <w:bookmarkStart w:id="40" w:name="_Toc119164386"/>
       <w:r>
         <w:rPr/>
         <w:t>REFERÊNCIAS</w:t>
       </w:r>
-      <w:bookmarkEnd w:id="39"/>
+      <w:bookmarkEnd w:id="40"/>
     </w:p>
     <w:p>
       <w:pPr>
@@ -4773,25 +4871,462 @@
     <w:p>
       <w:pPr>
         <w:pStyle w:val="Normal"/>
-        <w:spacing w:lineRule="auto" w:line="240" w:before="0" w:after="240"/>
-        <w:ind w:hanging="0"/>
-        <w:jc w:val="center"/>
-        <w:rPr>
-          <w:color w:val="000000"/>
-          <w:sz w:val="22"/>
-          <w:szCs w:val="22"/>
-        </w:rPr>
-      </w:pPr>
-      <w:r>
-        <w:rPr>
-          <w:color w:val="000000"/>
-          <w:sz w:val="22"/>
-          <w:szCs w:val="22"/>
-        </w:rPr>
-      </w:r>
-      <w:bookmarkStart w:id="40" w:name="_heading=h.1pxezwc"/>
-      <w:bookmarkStart w:id="41" w:name="_heading=h.1pxezwc"/>
-      <w:bookmarkEnd w:id="41"/>
+        <w:spacing w:lineRule="auto" w:line="360"/>
+        <w:ind w:hanging="0"/>
+        <w:jc w:val="left"/>
+        <w:rPr>
+          <w:color w:val="000000"/>
+          <w:sz w:val="22"/>
+          <w:szCs w:val="22"/>
+        </w:rPr>
+      </w:pPr>
+      <w:r>
+        <w:rPr>
+          <w:color w:val="000000"/>
+          <w:sz w:val="22"/>
+          <w:szCs w:val="22"/>
+        </w:rPr>
+        <w:t>MARQUES, Rafael. </w:t>
+      </w:r>
+      <w:r>
+        <w:rPr>
+          <w:rStyle w:val="Strong"/>
+          <w:color w:val="000000"/>
+          <w:sz w:val="22"/>
+          <w:szCs w:val="22"/>
+        </w:rPr>
+        <w:t>O que é PHP</w:t>
+      </w:r>
+      <w:r>
+        <w:rPr>
+          <w:color w:val="000000"/>
+          <w:sz w:val="22"/>
+          <w:szCs w:val="22"/>
+        </w:rPr>
+        <w:t xml:space="preserve">. Disponível em: https://www.homehost.com.br/blog/tutoriais/php/o-que-e-php/. Acesso em: 10 abr. 2026. </w:t>
+      </w:r>
+    </w:p>
+    <w:p>
+      <w:pPr>
+        <w:pStyle w:val="Normal"/>
+        <w:spacing w:lineRule="auto" w:line="360"/>
+        <w:ind w:hanging="0"/>
+        <w:jc w:val="left"/>
+        <w:rPr>
+          <w:color w:val="000000"/>
+          <w:sz w:val="22"/>
+          <w:szCs w:val="22"/>
+        </w:rPr>
+      </w:pPr>
+      <w:r>
+        <w:rPr>
+          <w:color w:val="000000"/>
+          <w:sz w:val="22"/>
+          <w:szCs w:val="22"/>
+        </w:rPr>
+      </w:r>
+    </w:p>
+    <w:p>
+      <w:pPr>
+        <w:pStyle w:val="Normal"/>
+        <w:spacing w:lineRule="auto" w:line="360"/>
+        <w:ind w:hanging="0"/>
+        <w:jc w:val="left"/>
+        <w:rPr>
+          <w:color w:val="000000"/>
+          <w:sz w:val="22"/>
+          <w:szCs w:val="22"/>
+        </w:rPr>
+      </w:pPr>
+      <w:r>
+        <w:rPr>
+          <w:color w:val="000000"/>
+          <w:sz w:val="22"/>
+          <w:szCs w:val="22"/>
+        </w:rPr>
+        <w:t>BALLERINI, Rafaella. </w:t>
+      </w:r>
+      <w:r>
+        <w:rPr>
+          <w:rStyle w:val="Strong"/>
+          <w:color w:val="000000"/>
+          <w:sz w:val="22"/>
+          <w:szCs w:val="22"/>
+        </w:rPr>
+        <w:t>HTML, CSS e Javascript, quais as diferenças?</w:t>
+      </w:r>
+      <w:r>
+        <w:rPr>
+          <w:color w:val="000000"/>
+          <w:sz w:val="22"/>
+          <w:szCs w:val="22"/>
+        </w:rPr>
+        <w:t> Disponível em: https://www.alura.com.br/artigos/html-css-e-js-definicoes?srsltid=AfmBOoo4mqelXL-ptIPGzOmm6J69tFn0e01LH5jl_afKyx7V5FgGW6dB. Acesso em: 10 abr. 2026.</w:t>
+      </w:r>
+    </w:p>
+    <w:p>
+      <w:pPr>
+        <w:pStyle w:val="Normal"/>
+        <w:spacing w:lineRule="auto" w:line="360"/>
+        <w:ind w:hanging="0"/>
+        <w:jc w:val="left"/>
+        <w:rPr>
+          <w:color w:val="000000"/>
+          <w:sz w:val="22"/>
+          <w:szCs w:val="22"/>
+        </w:rPr>
+      </w:pPr>
+      <w:r>
+        <w:rPr>
+          <w:color w:val="000000"/>
+          <w:sz w:val="22"/>
+          <w:szCs w:val="22"/>
+        </w:rPr>
+      </w:r>
+    </w:p>
+    <w:p>
+      <w:pPr>
+        <w:pStyle w:val="Normal"/>
+        <w:spacing w:lineRule="auto" w:line="360"/>
+        <w:ind w:hanging="0"/>
+        <w:jc w:val="left"/>
+        <w:rPr>
+          <w:color w:val="000000"/>
+          <w:sz w:val="22"/>
+          <w:szCs w:val="22"/>
+        </w:rPr>
+      </w:pPr>
+      <w:r>
+        <w:rPr>
+          <w:color w:val="000000"/>
+          <w:sz w:val="22"/>
+          <w:szCs w:val="22"/>
+        </w:rPr>
+        <w:t>MESQUITA, Aline. </w:t>
+      </w:r>
+      <w:r>
+        <w:rPr>
+          <w:rStyle w:val="Strong"/>
+          <w:color w:val="000000"/>
+          <w:sz w:val="22"/>
+          <w:szCs w:val="22"/>
+        </w:rPr>
+        <w:t>Documentação de projetos: o que é, por que e como fazer?</w:t>
+      </w:r>
+      <w:r>
+        <w:rPr>
+          <w:color w:val="000000"/>
+          <w:sz w:val="22"/>
+          <w:szCs w:val="22"/>
+        </w:rPr>
+        <w:t xml:space="preserve"> Disponível em: https://www.oitchau.com.br/blog/documentacao-de-projetos/. Acesso em: 10 abr. 2026. </w:t>
+      </w:r>
+    </w:p>
+    <w:p>
+      <w:pPr>
+        <w:pStyle w:val="Normal"/>
+        <w:spacing w:lineRule="auto" w:line="360"/>
+        <w:ind w:hanging="0"/>
+        <w:jc w:val="left"/>
+        <w:rPr>
+          <w:color w:val="000000"/>
+          <w:sz w:val="22"/>
+          <w:szCs w:val="22"/>
+        </w:rPr>
+      </w:pPr>
+      <w:r>
+        <w:rPr>
+          <w:color w:val="000000"/>
+          <w:sz w:val="22"/>
+          <w:szCs w:val="22"/>
+        </w:rPr>
+      </w:r>
+    </w:p>
+    <w:p>
+      <w:pPr>
+        <w:pStyle w:val="Normal"/>
+        <w:spacing w:lineRule="auto" w:line="360"/>
+        <w:ind w:hanging="0"/>
+        <w:jc w:val="left"/>
+        <w:rPr>
+          <w:color w:val="000000"/>
+          <w:sz w:val="22"/>
+          <w:szCs w:val="22"/>
+        </w:rPr>
+      </w:pPr>
+      <w:r>
+        <w:rPr>
+          <w:rStyle w:val="Strong"/>
+          <w:color w:val="000000"/>
+          <w:sz w:val="22"/>
+          <w:szCs w:val="22"/>
+        </w:rPr>
+        <w:t> </w:t>
+      </w:r>
+      <w:r>
+        <w:rPr>
+          <w:color w:val="000000"/>
+          <w:sz w:val="22"/>
+          <w:szCs w:val="22"/>
+        </w:rPr>
+        <w:t>GARCIA, Guilherme. </w:t>
+      </w:r>
+      <w:r>
+        <w:rPr>
+          <w:rStyle w:val="Strong"/>
+          <w:color w:val="000000"/>
+          <w:sz w:val="22"/>
+          <w:szCs w:val="22"/>
+        </w:rPr>
+        <w:t>XAMPP: O que é, Como Funciona, Vantagens e Instalação da Ferramenta</w:t>
+      </w:r>
+      <w:r>
+        <w:rPr>
+          <w:color w:val="000000"/>
+          <w:sz w:val="22"/>
+          <w:szCs w:val="22"/>
+        </w:rPr>
+        <w:t xml:space="preserve">. Disponível em: https://mercadoonlinedigital.com/blog/xampp/?srsltid=AfmBOormQc-qfmR-J58k7lx_ZqWwKZZbt3NN9E_Y8nBgjmJXULxTXfrc. Acesso em: 13 abr. 2026. </w:t>
+      </w:r>
+    </w:p>
+    <w:p>
+      <w:pPr>
+        <w:pStyle w:val="Normal"/>
+        <w:spacing w:lineRule="auto" w:line="360"/>
+        <w:ind w:hanging="0"/>
+        <w:jc w:val="left"/>
+        <w:rPr>
+          <w:color w:val="000000"/>
+          <w:sz w:val="22"/>
+          <w:szCs w:val="22"/>
+        </w:rPr>
+      </w:pPr>
+      <w:r>
+        <w:rPr>
+          <w:color w:val="000000"/>
+          <w:sz w:val="22"/>
+          <w:szCs w:val="22"/>
+        </w:rPr>
+      </w:r>
+    </w:p>
+    <w:p>
+      <w:pPr>
+        <w:pStyle w:val="Normal"/>
+        <w:spacing w:lineRule="auto" w:line="360"/>
+        <w:ind w:hanging="0"/>
+        <w:jc w:val="left"/>
+        <w:rPr>
+          <w:color w:val="000000"/>
+          <w:sz w:val="22"/>
+          <w:szCs w:val="22"/>
+        </w:rPr>
+      </w:pPr>
+      <w:r>
+        <w:rPr>
+          <w:color w:val="000000"/>
+          <w:sz w:val="22"/>
+          <w:szCs w:val="22"/>
+        </w:rPr>
+        <w:t>AQUINO, Tainá. </w:t>
+      </w:r>
+      <w:r>
+        <w:rPr>
+          <w:rStyle w:val="Strong"/>
+          <w:color w:val="000000"/>
+          <w:sz w:val="22"/>
+          <w:szCs w:val="22"/>
+        </w:rPr>
+        <w:t>XAMPP: O que é, Como Funciona, Vantagens e Instalação da Ferramenta</w:t>
+      </w:r>
+      <w:r>
+        <w:rPr>
+          <w:color w:val="000000"/>
+          <w:sz w:val="22"/>
+          <w:szCs w:val="22"/>
+        </w:rPr>
+        <w:t xml:space="preserve">. Disponível em: https://mercadoonlinedigital.com/blog/xampp/?srsltid=AfmBOormQc-qfmR-J58k7lx_ZqWwKZZbt3NN9E_Y8nBgjmJXULxTXfrc. Acesso em: 10 abr. 2026. </w:t>
+      </w:r>
+    </w:p>
+    <w:p>
+      <w:pPr>
+        <w:pStyle w:val="Normal"/>
+        <w:spacing w:lineRule="auto" w:line="360"/>
+        <w:ind w:hanging="0"/>
+        <w:jc w:val="left"/>
+        <w:rPr>
+          <w:color w:val="000000"/>
+          <w:sz w:val="22"/>
+          <w:szCs w:val="22"/>
+        </w:rPr>
+      </w:pPr>
+      <w:r>
+        <w:rPr>
+          <w:color w:val="000000"/>
+          <w:sz w:val="22"/>
+          <w:szCs w:val="22"/>
+        </w:rPr>
+      </w:r>
+    </w:p>
+    <w:p>
+      <w:pPr>
+        <w:pStyle w:val="Normal"/>
+        <w:spacing w:lineRule="auto" w:line="360"/>
+        <w:ind w:hanging="0"/>
+        <w:jc w:val="left"/>
+        <w:rPr>
+          <w:color w:val="000000"/>
+          <w:sz w:val="22"/>
+          <w:szCs w:val="22"/>
+        </w:rPr>
+      </w:pPr>
+      <w:r>
+        <w:rPr>
+          <w:color w:val="000000"/>
+          <w:sz w:val="22"/>
+          <w:szCs w:val="22"/>
+        </w:rPr>
+        <w:t>ERICKSON, Jeffrey. </w:t>
+      </w:r>
+      <w:r>
+        <w:rPr>
+          <w:rStyle w:val="Strong"/>
+          <w:color w:val="000000"/>
+          <w:sz w:val="22"/>
+          <w:szCs w:val="22"/>
+        </w:rPr>
+        <w:t>MySQL: Entendendo o que é e como é usado</w:t>
+      </w:r>
+      <w:r>
+        <w:rPr>
+          <w:color w:val="000000"/>
+          <w:sz w:val="22"/>
+          <w:szCs w:val="22"/>
+        </w:rPr>
+        <w:t xml:space="preserve">. Disponível em: https://www.oracle.com/br/mysql/what-is-mysql/. Acesso em: 10 abr. 2026. </w:t>
+      </w:r>
+    </w:p>
+    <w:p>
+      <w:pPr>
+        <w:pStyle w:val="Normal"/>
+        <w:spacing w:lineRule="auto" w:line="360"/>
+        <w:ind w:hanging="0"/>
+        <w:jc w:val="left"/>
+        <w:rPr>
+          <w:color w:val="000000"/>
+          <w:sz w:val="22"/>
+          <w:szCs w:val="22"/>
+        </w:rPr>
+      </w:pPr>
+      <w:r>
+        <w:rPr>
+          <w:color w:val="000000"/>
+          <w:sz w:val="22"/>
+          <w:szCs w:val="22"/>
+        </w:rPr>
+      </w:r>
+    </w:p>
+    <w:p>
+      <w:pPr>
+        <w:pStyle w:val="Normal"/>
+        <w:spacing w:lineRule="auto" w:line="360"/>
+        <w:ind w:hanging="0"/>
+        <w:jc w:val="left"/>
+        <w:rPr>
+          <w:color w:val="000000"/>
+          <w:sz w:val="24"/>
+          <w:szCs w:val="24"/>
+        </w:rPr>
+      </w:pPr>
+      <w:r>
+        <w:rPr>
+          <w:color w:val="000000"/>
+          <w:sz w:val="24"/>
+          <w:szCs w:val="24"/>
+        </w:rPr>
+        <w:t xml:space="preserve">AFONSO, Lucas. "Skate"; Brasil Escola. Disponível em: https://brasilescola.uol.com.br/educacao-fisica/skate.htm. Acesso em 09 de março de 2026. </w:t>
+      </w:r>
+    </w:p>
+    <w:p>
+      <w:pPr>
+        <w:pStyle w:val="Normal"/>
+        <w:spacing w:lineRule="auto" w:line="360"/>
+        <w:ind w:hanging="0"/>
+        <w:jc w:val="left"/>
+        <w:rPr>
+          <w:color w:val="000000"/>
+          <w:sz w:val="24"/>
+          <w:szCs w:val="24"/>
+        </w:rPr>
+      </w:pPr>
+      <w:r>
+        <w:rPr>
+          <w:color w:val="000000"/>
+          <w:sz w:val="24"/>
+          <w:szCs w:val="24"/>
+        </w:rPr>
+      </w:r>
+    </w:p>
+    <w:p>
+      <w:pPr>
+        <w:pStyle w:val="Normal"/>
+        <w:spacing w:lineRule="auto" w:line="360"/>
+        <w:ind w:hanging="0"/>
+        <w:jc w:val="left"/>
+        <w:rPr>
+          <w:color w:val="000000"/>
+          <w:sz w:val="24"/>
+          <w:szCs w:val="24"/>
+        </w:rPr>
+      </w:pPr>
+      <w:r>
+        <w:rPr>
+          <w:color w:val="000000"/>
+          <w:sz w:val="24"/>
+          <w:szCs w:val="24"/>
+        </w:rPr>
+        <w:t xml:space="preserve">EDUARDO, Vicente. Desempenho de software. 2026. Disponível em: https://pt.linkedin.com/pulse/desempenho-em-sistemas-de-software-vicente-eduardo va96f. Acesso em: 09 mar. 2026. </w:t>
+      </w:r>
+    </w:p>
+    <w:p>
+      <w:pPr>
+        <w:pStyle w:val="Normal"/>
+        <w:spacing w:lineRule="auto" w:line="360"/>
+        <w:ind w:hanging="0"/>
+        <w:jc w:val="left"/>
+        <w:rPr>
+          <w:color w:val="000000"/>
+          <w:sz w:val="24"/>
+          <w:szCs w:val="24"/>
+        </w:rPr>
+      </w:pPr>
+      <w:r>
+        <w:rPr>
+          <w:color w:val="000000"/>
+          <w:sz w:val="24"/>
+          <w:szCs w:val="24"/>
+        </w:rPr>
+      </w:r>
+    </w:p>
+    <w:p>
+      <w:pPr>
+        <w:pStyle w:val="Normal"/>
+        <w:spacing w:lineRule="auto" w:line="360"/>
+        <w:ind w:hanging="0"/>
+        <w:jc w:val="left"/>
+        <w:rPr>
+          <w:color w:val="000000"/>
+          <w:sz w:val="24"/>
+          <w:szCs w:val="24"/>
+        </w:rPr>
+      </w:pPr>
+      <w:r>
+        <w:rPr>
+          <w:color w:val="000000"/>
+          <w:sz w:val="24"/>
+          <w:szCs w:val="24"/>
+        </w:rPr>
+        <w:t xml:space="preserve">OLIVEIRA, Grazi. Um guia básico pra sacar lógica e os critérios de julgamento. 2021. Disponível em: https://www.redbull.com/br-pt/skate-criterios-julgamento-notas. Acesso em: 10 mar. 2026 </w:t>
+      </w:r>
     </w:p>
     <w:sectPr>
       <w:headerReference w:type="default" r:id="rId3"/>
@@ -4979,7 +5514,7 @@
         <w:rFonts w:eastAsia="Times New Roman" w:cs="Times New Roman" w:ascii="Times New Roman" w:hAnsi="Times New Roman"/>
         <w:color w:val="000000"/>
       </w:rPr>
-      <w:t>2</w:t>
+      <w:t>22</w:t>
     </w:r>
     <w:r>
       <w:rPr>
